--- a/SwimFitPro_GTM_Strategy.docx
+++ b/SwimFitPro_GTM_Strategy.docx
@@ -1501,7 +1501,7 @@
                 <w:sz w:val="20"/>
                 <w:szCs w:val="20"/>
               </w:rPr>
-              <w:t xml:space="preserve">Pays for swim suits, fins, paddles ($50–200/season). Will pay $5–12/mo for performance edge.</w:t>
+              <w:t xml:space="preserve">Pays for swim suits, fins, paddles ($70–270 CAD/season). Will pay $7–16 CAD/mo for performance edge.</w:t>
             </w:r>
           </w:p>
         </w:tc>
@@ -2697,7 +2697,7 @@
           <w:sz w:val="22"/>
           <w:szCs w:val="22"/>
         </w:rPr>
-        <w:t xml:space="preserve">Meta (Instagram) — swimmer interest targeting is excellent. Start with video ads using real PB share cards as creative. Budget: £5–15/day to start.</w:t>
+        <w:t xml:space="preserve">Meta (Instagram) — swimmer interest targeting is excellent. Start with video ads using real PB share cards as creative. Budget: $7–20/day to start.</w:t>
       </w:r>
     </w:p>
     <w:p>
@@ -2754,7 +2754,7 @@
           <w:sz w:val="22"/>
           <w:szCs w:val="22"/>
         </w:rPr>
-        <w:t xml:space="preserve">Swim meet sponsorship — local/regional meets are cheap to sponsor (£100–500 per event). App banners + QR codes at poolside. Hyper-targeted.</w:t>
+        <w:t xml:space="preserve">Swim meet sponsorship — local/regional meets are cheap to sponsor ($130–700 CAD per event). App banners + QR codes at poolside. Hyper-targeted.</w:t>
       </w:r>
     </w:p>
     <w:p>
@@ -2780,7 +2780,7 @@
           <w:sz w:val="22"/>
           <w:szCs w:val="22"/>
         </w:rPr>
-        <w:t xml:space="preserve">Target CAC (Customer Acquisition Cost): under £15 for Pro, under £25 for Elite. At $7.99/mo, you need 2 months to break even on CAC — very achievable.</w:t>
+        <w:t xml:space="preserve">Target CAC (Customer Acquisition Cost): under $20 USD for Pro, under $35 USD for Elite. At $7.99/mo, you need 2 months to break even on CAC — very achievable.</w:t>
       </w:r>
     </w:p>
     <w:p>
@@ -3019,7 +3019,7 @@
           <w:sz w:val="22"/>
           <w:szCs w:val="22"/>
         </w:rPr>
-        <w:t xml:space="preserve">This is the feature that gets coaches' attention. Coaches are distribution channels — one coach who recommends SwimFitPro to their squad of 30 athletes is worth £2,000+ ARR.</w:t>
+        <w:t xml:space="preserve">This is the feature that gets coaches' attention. Coaches are distribution channels — one coach who recommends SwimFitPro to their squad of 30 athletes is worth $2,700+ USD ARR.</w:t>
       </w:r>
     </w:p>
     <w:p>
@@ -3472,7 +3472,7 @@
                 <w:sz w:val="20"/>
                 <w:szCs w:val="20"/>
               </w:rPr>
-              <w:t xml:space="preserve">£799</w:t>
+              <w:t xml:space="preserve">USD $799</w:t>
             </w:r>
           </w:p>
         </w:tc>
@@ -3596,7 +3596,7 @@
                 <w:sz w:val="20"/>
                 <w:szCs w:val="20"/>
               </w:rPr>
-              <w:t xml:space="preserve">£4,694</w:t>
+              <w:t xml:space="preserve">USD $4,694</w:t>
             </w:r>
           </w:p>
         </w:tc>
@@ -3720,7 +3720,7 @@
                 <w:sz w:val="20"/>
                 <w:szCs w:val="20"/>
               </w:rPr>
-              <w:t xml:space="preserve">£9,988</w:t>
+              <w:t xml:space="preserve">USD $9,988</w:t>
             </w:r>
           </w:p>
         </w:tc>
@@ -3844,7 +3844,7 @@
                 <w:sz w:val="20"/>
                 <w:szCs w:val="20"/>
               </w:rPr>
-              <w:t xml:space="preserve">£23,473</w:t>
+              <w:t xml:space="preserve">USD $23,473</w:t>
             </w:r>
           </w:p>
         </w:tc>
@@ -3968,7 +3968,7 @@
                 <w:sz w:val="20"/>
                 <w:szCs w:val="20"/>
               </w:rPr>
-              <w:t xml:space="preserve">£35,210</w:t>
+              <w:t xml:space="preserve">USD $35,210</w:t>
             </w:r>
           </w:p>
         </w:tc>
@@ -4609,7 +4609,7 @@
                 <w:sz w:val="20"/>
                 <w:szCs w:val="20"/>
               </w:rPr>
-              <w:t xml:space="preserve">Run first paid Meta test (£5/day). Analyse trial-to-paid conversion. Double down on what's working.</w:t>
+              <w:t xml:space="preserve">Run first paid Meta test ($7 USD/day). Analyse trial-to-paid conversion. Double down on what's working.</w:t>
             </w:r>
           </w:p>
         </w:tc>
